--- a/public/shanta-life-ebook.docx
+++ b/public/shanta-life-ebook.docx
@@ -27917,7 +27917,7 @@
                 <w:sz w:val="18"/>
                 <w:szCs w:val="18"/>
               </w:rPr>
-              <w:t xml:space="preserve">আপনি এত করে দেখছেন, তাই আমার ভয়টা কেটে গেল। আচ্ছা, 건강ের ঘরে কী কী লিখতে হবে?</w:t>
+              <w:t xml:space="preserve">আপনি এত করে দেখছেন, তাই আমার ভয়টা কেটে গেল। আচ্ছা, স্বাস্থ্য সংক্রান্ত ঘরে কী কী লিখতে হবে?</w:t>
             </w:r>
           </w:p>
           <w:p>
@@ -37768,7 +37768,7 @@
                 <w:sz w:val="17"/>
                 <w:szCs w:val="17"/>
               </w:rPr>
-              <w:t xml:space="preserve">“"আপনার 걱েটা টাকার অঙ্কে, নাকি টাকা হাতের বাইরে চলে যাওয়ার ভয়ে?"”</w:t>
+              <w:t xml:space="preserve">“"আপনার ভয়টা কি টাকার অঙ্কে, নাকি টাকা হাতের বাইরে চলে যাওয়ার ভয়ে?"”</w:t>
             </w:r>
           </w:p>
         </w:tc>
